--- a/spa/docx/48.content.docx
+++ b/spa/docx/48.content.docx
@@ -19,7 +19,7 @@
         <w:rPr>
           <w:lang w:val="es_ES" w:bidi="es_ES"/>
         </w:rPr>
-        <w:t>Resource: Notas de Estudio - Introducciones a los Libros (Tyndale)</w:t>
+        <w:t>Resource: Tyndale Open Study Notes</w:t>
       </w:r>
       <w:r>
         <w:rPr>
@@ -112,7 +112,7 @@
         <w:rPr>
           <w:lang w:val="es_ES" w:bidi="es_ES"/>
         </w:rPr>
-        <w:t>Notas de Estudio - Introducciones a los Libros (Tyndale)</w:t>
+        <w:t>Tyndale Open Study Notes</w:t>
       </w:r>
     </w:p>
     <w:p>

--- a/spa/docx/48.content.docx
+++ b/spa/docx/48.content.docx
@@ -19,7 +19,7 @@
         <w:rPr>
           <w:lang w:val="es_ES" w:bidi="es_ES"/>
         </w:rPr>
-        <w:t>Resource: Tyndale Open Study Notes</w:t>
+        <w:t>Resource: Aquifer Open Study Notes (Book Intros)</w:t>
       </w:r>
       <w:r>
         <w:rPr>
@@ -112,7 +112,7 @@
         <w:rPr>
           <w:lang w:val="es_ES" w:bidi="es_ES"/>
         </w:rPr>
-        <w:t>Tyndale Open Study Notes</w:t>
+        <w:t>Aquifer Open Study Notes (Book Intros)</w:t>
       </w:r>
     </w:p>
     <w:p>

--- a/spa/docx/48.content.docx
+++ b/spa/docx/48.content.docx
@@ -258,36 +258,24 @@
         </w:rPr>
         <w:t>Cuando Pablo y Bernabé partieron de Antioquía de Siria en su primer viaje misionero, se dirigieron a través de la punta noreste del mar Mediterráneo, pasando por Chipre, cruzando los montes Tauro de Panfilia, y hacia el Neguev de la provincia romana de Galacia. Allí, Pablo y Bernabé establecieron iglesias en Antioquía de Pisidia, Iconio, Listra y Derbe (</w:t>
       </w:r>
-      <w:hyperlink r:id="rId13">
-        <w:r>
-          <w:rPr>
-            <w:lang w:val="es_ES" w:bidi="es_ES"/>
-          </w:rPr>
-          <w:rPr>
-            <w:color w:val="0000EE"/>
-            <w:u w:val="single"/>
-          </w:rPr>
-          <w:t>Hechos 13:13–14:28</w:t>
-        </w:r>
-      </w:hyperlink>
+      <w:r>
+        <w:rPr>
+          <w:lang w:val="es_ES" w:bidi="es_ES"/>
+        </w:rPr>
+        <w:t>Hechos 13:13–14:28</w:t>
+      </w:r>
       <w:r>
         <w:rPr>
           <w:lang w:val="es_ES" w:bidi="es_ES"/>
         </w:rPr>
         <w:t>). Muchos creyeron en las Buenas Nuevas, pero el mensaje también provocó oposición y persecución. Luego, Pablo y Bernabé regresaron a Antioquía de Siria, informando sobre lo que Dios había logrado “y cómo había abierto á los gentiles la puerta de la fe” (</w:t>
       </w:r>
-      <w:hyperlink r:id="rId14">
-        <w:r>
-          <w:rPr>
-            <w:lang w:val="es_ES" w:bidi="es_ES"/>
-          </w:rPr>
-          <w:rPr>
-            <w:color w:val="0000EE"/>
-            <w:u w:val="single"/>
-          </w:rPr>
-          <w:t>Hechos 14:27</w:t>
-        </w:r>
-      </w:hyperlink>
+      <w:r>
+        <w:rPr>
+          <w:lang w:val="es_ES" w:bidi="es_ES"/>
+        </w:rPr>
+        <w:t>Hechos 14:27</w:t>
+      </w:r>
       <w:r>
         <w:rPr>
           <w:lang w:val="es_ES" w:bidi="es_ES"/>
@@ -308,18 +296,12 @@
         </w:rPr>
         <w:t xml:space="preserve">A partir de los resultados del ministerio de Pablo en Galacia y de la experiencia de Pedro con Cornelio y su familia en Cesárea (ver </w:t>
       </w:r>
-      <w:hyperlink r:id="rId15">
-        <w:r>
-          <w:rPr>
-            <w:lang w:val="es_ES" w:bidi="es_ES"/>
-          </w:rPr>
-          <w:rPr>
-            <w:color w:val="0000EE"/>
-            <w:u w:val="single"/>
-          </w:rPr>
-          <w:t>Hechos 10:1–48</w:t>
-        </w:r>
-      </w:hyperlink>
+      <w:r>
+        <w:rPr>
+          <w:lang w:val="es_ES" w:bidi="es_ES"/>
+        </w:rPr>
+        <w:t>Hechos 10:1–48</w:t>
+      </w:r>
       <w:r>
         <w:rPr>
           <w:lang w:val="es_ES" w:bidi="es_ES"/>
@@ -340,36 +322,24 @@
         </w:rPr>
         <w:t xml:space="preserve">Aun así, en el período anterior al concilio en Jerusalén (49 o 50 d. C.; </w:t>
       </w:r>
-      <w:hyperlink r:id="rId16">
-        <w:r>
-          <w:rPr>
-            <w:lang w:val="es_ES" w:bidi="es_ES"/>
-          </w:rPr>
-          <w:rPr>
-            <w:color w:val="0000EE"/>
-            <w:u w:val="single"/>
-          </w:rPr>
-          <w:t>Hechos 15:1–41</w:t>
-        </w:r>
-      </w:hyperlink>
+      <w:r>
+        <w:rPr>
+          <w:lang w:val="es_ES" w:bidi="es_ES"/>
+        </w:rPr>
+        <w:t>Hechos 15:1–41</w:t>
+      </w:r>
       <w:r>
         <w:rPr>
           <w:lang w:val="es_ES" w:bidi="es_ES"/>
         </w:rPr>
         <w:t>), la controversia sobre la relación entre judíos y gentiles en la iglesia se intensificó. Cuando Pedro regresó a Jerusalén después de su innovador trabajo entre los gentiles en Cesarea, enfrentó críticas inmediatas y presión de sus compatriotas judíos que se oponían a que comiera con gentiles incircuncisos. Él respondió con un relato de la obra del Espíritu, lo que calmó temporalmente las críticas (</w:t>
       </w:r>
-      <w:hyperlink r:id="rId17">
-        <w:r>
-          <w:rPr>
-            <w:lang w:val="es_ES" w:bidi="es_ES"/>
-          </w:rPr>
-          <w:rPr>
-            <w:color w:val="0000EE"/>
-            <w:u w:val="single"/>
-          </w:rPr>
-          <w:t>Hechos 11:1–18</w:t>
-        </w:r>
-      </w:hyperlink>
+      <w:r>
+        <w:rPr>
+          <w:lang w:val="es_ES" w:bidi="es_ES"/>
+        </w:rPr>
+        <w:t>Hechos 11:1–18</w:t>
+      </w:r>
       <w:r>
         <w:rPr>
           <w:lang w:val="es_ES" w:bidi="es_ES"/>
@@ -415,90 +385,60 @@
         </w:rPr>
         <w:t>Después de presentarse brevemente y saludar a sus destinatarios (</w:t>
       </w:r>
-      <w:hyperlink r:id="rId18">
-        <w:r>
-          <w:rPr>
-            <w:lang w:val="es_ES" w:bidi="es_ES"/>
-          </w:rPr>
-          <w:rPr>
-            <w:color w:val="0000EE"/>
-            <w:u w:val="single"/>
-          </w:rPr>
-          <w:t>Ga 1:1–5</w:t>
-        </w:r>
-      </w:hyperlink>
+      <w:r>
+        <w:rPr>
+          <w:lang w:val="es_ES" w:bidi="es_ES"/>
+        </w:rPr>
+        <w:t>Ga 1:1–5</w:t>
+      </w:r>
       <w:r>
         <w:rPr>
           <w:lang w:val="es_ES" w:bidi="es_ES"/>
         </w:rPr>
         <w:t>), Pablo se adentra directamente en su tesis: La Buena Nueva que predica es la única verdadera Buena Nueva (</w:t>
       </w:r>
-      <w:hyperlink r:id="rId19">
-        <w:r>
-          <w:rPr>
-            <w:lang w:val="es_ES" w:bidi="es_ES"/>
-          </w:rPr>
-          <w:rPr>
-            <w:color w:val="0000EE"/>
-            <w:u w:val="single"/>
-          </w:rPr>
-          <w:t>1:6–7</w:t>
-        </w:r>
-      </w:hyperlink>
+      <w:r>
+        <w:rPr>
+          <w:lang w:val="es_ES" w:bidi="es_ES"/>
+        </w:rPr>
+        <w:t>1:6–7</w:t>
+      </w:r>
       <w:r>
         <w:rPr>
           <w:lang w:val="es_ES" w:bidi="es_ES"/>
         </w:rPr>
         <w:t>), él es un auténtico apóstol de Cristo (</w:t>
       </w:r>
-      <w:hyperlink r:id="rId20">
-        <w:r>
-          <w:rPr>
-            <w:lang w:val="es_ES" w:bidi="es_ES"/>
-          </w:rPr>
-          <w:rPr>
-            <w:color w:val="0000EE"/>
-            <w:u w:val="single"/>
-          </w:rPr>
-          <w:t>1:1</w:t>
-        </w:r>
-      </w:hyperlink>
+      <w:r>
+        <w:rPr>
+          <w:lang w:val="es_ES" w:bidi="es_ES"/>
+        </w:rPr>
+        <w:t>1:1</w:t>
+      </w:r>
       <w:r>
         <w:rPr>
           <w:lang w:val="es_ES" w:bidi="es_ES"/>
         </w:rPr>
         <w:t>,</w:t>
       </w:r>
-      <w:hyperlink r:id="rId21">
-        <w:r>
-          <w:rPr>
-            <w:lang w:val="es_ES" w:bidi="es_ES"/>
-          </w:rPr>
-          <w:rPr>
-            <w:color w:val="0000EE"/>
-            <w:u w:val="single"/>
-          </w:rPr>
-          <w:t>10</w:t>
-        </w:r>
-      </w:hyperlink>
+      <w:r>
+        <w:rPr>
+          <w:lang w:val="es_ES" w:bidi="es_ES"/>
+        </w:rPr>
+        <w:t>10</w:t>
+      </w:r>
       <w:r>
         <w:rPr>
           <w:lang w:val="es_ES" w:bidi="es_ES"/>
         </w:rPr>
         <w:t>), y sus oponentes enfrentarán el juicio de Dios por su mensaje falso (</w:t>
       </w:r>
-      <w:hyperlink r:id="rId22">
-        <w:r>
-          <w:rPr>
-            <w:lang w:val="es_ES" w:bidi="es_ES"/>
-          </w:rPr>
-          <w:rPr>
-            <w:color w:val="0000EE"/>
-            <w:u w:val="single"/>
-          </w:rPr>
-          <w:t>1:8–9</w:t>
-        </w:r>
-      </w:hyperlink>
+      <w:r>
+        <w:rPr>
+          <w:lang w:val="es_ES" w:bidi="es_ES"/>
+        </w:rPr>
+        <w:t>1:8–9</w:t>
+      </w:r>
       <w:r>
         <w:rPr>
           <w:lang w:val="es_ES" w:bidi="es_ES"/>
@@ -519,126 +459,84 @@
         </w:rPr>
         <w:t>Pablo primero demuestra que es un verdadero apóstol de Cristo, predicando la auténtica Buena Nueva (</w:t>
       </w:r>
-      <w:hyperlink r:id="rId23">
-        <w:r>
-          <w:rPr>
-            <w:lang w:val="es_ES" w:bidi="es_ES"/>
-          </w:rPr>
-          <w:rPr>
-            <w:color w:val="0000EE"/>
-            <w:u w:val="single"/>
-          </w:rPr>
-          <w:t>1:11–2:21</w:t>
-        </w:r>
-      </w:hyperlink>
+      <w:r>
+        <w:rPr>
+          <w:lang w:val="es_ES" w:bidi="es_ES"/>
+        </w:rPr>
+        <w:t>1:11–2:21</w:t>
+      </w:r>
       <w:r>
         <w:rPr>
           <w:lang w:val="es_ES" w:bidi="es_ES"/>
         </w:rPr>
         <w:t>). Para ello, Pablo recuerda a los gálatas cómo era antes (</w:t>
       </w:r>
-      <w:hyperlink r:id="rId24">
-        <w:r>
-          <w:rPr>
-            <w:lang w:val="es_ES" w:bidi="es_ES"/>
-          </w:rPr>
-          <w:rPr>
-            <w:color w:val="0000EE"/>
-            <w:u w:val="single"/>
-          </w:rPr>
-          <w:t>1:13–14</w:t>
-        </w:r>
-      </w:hyperlink>
+      <w:r>
+        <w:rPr>
+          <w:lang w:val="es_ES" w:bidi="es_ES"/>
+        </w:rPr>
+        <w:t>1:13–14</w:t>
+      </w:r>
       <w:r>
         <w:rPr>
           <w:lang w:val="es_ES" w:bidi="es_ES"/>
         </w:rPr>
         <w:t>) y relata su experiencia de conversión y su llamado por Dios (</w:t>
       </w:r>
-      <w:hyperlink r:id="rId25">
-        <w:r>
-          <w:rPr>
-            <w:lang w:val="es_ES" w:bidi="es_ES"/>
-          </w:rPr>
-          <w:rPr>
-            <w:color w:val="0000EE"/>
-            <w:u w:val="single"/>
-          </w:rPr>
-          <w:t>1:15–16</w:t>
-        </w:r>
-      </w:hyperlink>
+      <w:r>
+        <w:rPr>
+          <w:lang w:val="es_ES" w:bidi="es_ES"/>
+        </w:rPr>
+        <w:t>1:15–16</w:t>
+      </w:r>
       <w:r>
         <w:rPr>
           <w:lang w:val="es_ES" w:bidi="es_ES"/>
         </w:rPr>
         <w:t>a). Pablo recibió la Buena Nueva como una revelación directa de Cristo (</w:t>
       </w:r>
-      <w:hyperlink r:id="rId26">
-        <w:r>
-          <w:rPr>
-            <w:lang w:val="es_ES" w:bidi="es_ES"/>
-          </w:rPr>
-          <w:rPr>
-            <w:color w:val="0000EE"/>
-            <w:u w:val="single"/>
-          </w:rPr>
-          <w:t>1:11–12</w:t>
-        </w:r>
-      </w:hyperlink>
+      <w:r>
+        <w:rPr>
+          <w:lang w:val="es_ES" w:bidi="es_ES"/>
+        </w:rPr>
+        <w:t>1:11–12</w:t>
+      </w:r>
       <w:r>
         <w:rPr>
           <w:lang w:val="es_ES" w:bidi="es_ES"/>
         </w:rPr>
         <w:t>) en lugar de recibirla de los otros apóstoles en Jerusalén (</w:t>
       </w:r>
-      <w:hyperlink r:id="rId27">
-        <w:r>
-          <w:rPr>
-            <w:lang w:val="es_ES" w:bidi="es_ES"/>
-          </w:rPr>
-          <w:rPr>
-            <w:color w:val="0000EE"/>
-            <w:u w:val="single"/>
-          </w:rPr>
-          <w:t>1:16–24</w:t>
-        </w:r>
-      </w:hyperlink>
+      <w:r>
+        <w:rPr>
+          <w:lang w:val="es_ES" w:bidi="es_ES"/>
+        </w:rPr>
+        <w:t>1:16–24</w:t>
+      </w:r>
       <w:r>
         <w:rPr>
           <w:lang w:val="es_ES" w:bidi="es_ES"/>
         </w:rPr>
         <w:t>). Aun así, los otros apóstoles reconocieron el apostolado y el mensaje de Pablo (</w:t>
       </w:r>
-      <w:hyperlink r:id="rId28">
-        <w:r>
-          <w:rPr>
-            <w:lang w:val="es_ES" w:bidi="es_ES"/>
-          </w:rPr>
-          <w:rPr>
-            <w:color w:val="0000EE"/>
-            <w:u w:val="single"/>
-          </w:rPr>
-          <w:t>2:1–10</w:t>
-        </w:r>
-      </w:hyperlink>
+      <w:r>
+        <w:rPr>
+          <w:lang w:val="es_ES" w:bidi="es_ES"/>
+        </w:rPr>
+        <w:t>2:1–10</w:t>
+      </w:r>
       <w:r>
         <w:rPr>
           <w:lang w:val="es_ES" w:bidi="es_ES"/>
         </w:rPr>
         <w:t>), y no tenían nada que añadir o cambiar. Además, Pablo demostró su autenticidad en una ocasión cuando Pedro y algunos otros comprometieron la Buena Nueva en contra de sus propios principios (</w:t>
       </w:r>
-      <w:hyperlink r:id="rId29">
-        <w:r>
-          <w:rPr>
-            <w:lang w:val="es_ES" w:bidi="es_ES"/>
-          </w:rPr>
-          <w:rPr>
-            <w:color w:val="0000EE"/>
-            <w:u w:val="single"/>
-          </w:rPr>
-          <w:t>2:11–21</w:t>
-        </w:r>
-      </w:hyperlink>
+      <w:r>
+        <w:rPr>
+          <w:lang w:val="es_ES" w:bidi="es_ES"/>
+        </w:rPr>
+        <w:t>2:11–21</w:t>
+      </w:r>
       <w:r>
         <w:rPr>
           <w:lang w:val="es_ES" w:bidi="es_ES"/>
@@ -659,108 +557,72 @@
         </w:rPr>
         <w:t>Pablo argumenta que su presentación de las Buenas Nuevas es bíblica y verdadera (</w:t>
       </w:r>
-      <w:hyperlink r:id="rId30">
-        <w:r>
-          <w:rPr>
-            <w:lang w:val="es_ES" w:bidi="es_ES"/>
-          </w:rPr>
-          <w:rPr>
-            <w:color w:val="0000EE"/>
-            <w:u w:val="single"/>
-          </w:rPr>
-          <w:t>3:1–5:12</w:t>
-        </w:r>
-      </w:hyperlink>
+      <w:r>
+        <w:rPr>
+          <w:lang w:val="es_ES" w:bidi="es_ES"/>
+        </w:rPr>
+        <w:t>3:1–5:12</w:t>
+      </w:r>
       <w:r>
         <w:rPr>
           <w:lang w:val="es_ES" w:bidi="es_ES"/>
         </w:rPr>
         <w:t>). Los gálatas habían experimentado el Espíritu por fe (</w:t>
       </w:r>
-      <w:hyperlink r:id="rId31">
-        <w:r>
-          <w:rPr>
-            <w:lang w:val="es_ES" w:bidi="es_ES"/>
-          </w:rPr>
-          <w:rPr>
-            <w:color w:val="0000EE"/>
-            <w:u w:val="single"/>
-          </w:rPr>
-          <w:t>3:1–5</w:t>
-        </w:r>
-      </w:hyperlink>
+      <w:r>
+        <w:rPr>
+          <w:lang w:val="es_ES" w:bidi="es_ES"/>
+        </w:rPr>
+        <w:t>3:1–5</w:t>
+      </w:r>
       <w:r>
         <w:rPr>
           <w:lang w:val="es_ES" w:bidi="es_ES"/>
         </w:rPr>
         <w:t>), por lo que ellos, al igual que todos los que tienen fe en Cristo, experimentarían la misma bendición que recibió Abraham (</w:t>
       </w:r>
-      <w:hyperlink r:id="rId32">
-        <w:r>
-          <w:rPr>
-            <w:lang w:val="es_ES" w:bidi="es_ES"/>
-          </w:rPr>
-          <w:rPr>
-            <w:color w:val="0000EE"/>
-            <w:u w:val="single"/>
-          </w:rPr>
-          <w:t>3:6–9</w:t>
-        </w:r>
-      </w:hyperlink>
+      <w:r>
+        <w:rPr>
+          <w:lang w:val="es_ES" w:bidi="es_ES"/>
+        </w:rPr>
+        <w:t>3:6–9</w:t>
+      </w:r>
       <w:r>
         <w:rPr>
           <w:lang w:val="es_ES" w:bidi="es_ES"/>
         </w:rPr>
         <w:t>). Por el contrario, intentar ser justos cumpliendo la ley solo trae una maldición (</w:t>
       </w:r>
-      <w:hyperlink r:id="rId33">
-        <w:r>
-          <w:rPr>
-            <w:lang w:val="es_ES" w:bidi="es_ES"/>
-          </w:rPr>
-          <w:rPr>
-            <w:color w:val="0000EE"/>
-            <w:u w:val="single"/>
-          </w:rPr>
-          <w:t>3:10–12</w:t>
-        </w:r>
-      </w:hyperlink>
+      <w:r>
+        <w:rPr>
+          <w:lang w:val="es_ES" w:bidi="es_ES"/>
+        </w:rPr>
+        <w:t>3:10–12</w:t>
+      </w:r>
       <w:r>
         <w:rPr>
           <w:lang w:val="es_ES" w:bidi="es_ES"/>
         </w:rPr>
         <w:t>). Cristo nos rescató de esa maldición y puso a disposición la bendición de Dios para todos los que tienen fe en él (</w:t>
       </w:r>
-      <w:hyperlink r:id="rId34">
-        <w:r>
-          <w:rPr>
-            <w:lang w:val="es_ES" w:bidi="es_ES"/>
-          </w:rPr>
-          <w:rPr>
-            <w:color w:val="0000EE"/>
-            <w:u w:val="single"/>
-          </w:rPr>
-          <w:t>3:13–14</w:t>
-        </w:r>
-      </w:hyperlink>
+      <w:r>
+        <w:rPr>
+          <w:lang w:val="es_ES" w:bidi="es_ES"/>
+        </w:rPr>
+        <w:t>3:13–14</w:t>
+      </w:r>
       <w:r>
         <w:rPr>
           <w:lang w:val="es_ES" w:bidi="es_ES"/>
         </w:rPr>
         <w:t>). La promesa de Dios a Abraham muestra que se otorga sobre la base de la fe, no de la ley (</w:t>
       </w:r>
-      <w:hyperlink r:id="rId35">
-        <w:r>
-          <w:rPr>
-            <w:lang w:val="es_ES" w:bidi="es_ES"/>
-          </w:rPr>
-          <w:rPr>
-            <w:color w:val="0000EE"/>
-            <w:u w:val="single"/>
-          </w:rPr>
-          <w:t>3:15–18</w:t>
-        </w:r>
-      </w:hyperlink>
+      <w:r>
+        <w:rPr>
+          <w:lang w:val="es_ES" w:bidi="es_ES"/>
+        </w:rPr>
+        <w:t>3:15–18</w:t>
+      </w:r>
       <w:r>
         <w:rPr>
           <w:lang w:val="es_ES" w:bidi="es_ES"/>
@@ -781,162 +643,108 @@
         </w:rPr>
         <w:t>El propósito de la ley no es hacer justas a las personas ni convertirlas en receptoras de las promesas de Dios. En cambio, trae conciencia del pecado y señala a Cristo y la fe en él (</w:t>
       </w:r>
-      <w:hyperlink r:id="rId36">
-        <w:r>
-          <w:rPr>
-            <w:lang w:val="es_ES" w:bidi="es_ES"/>
-          </w:rPr>
-          <w:rPr>
-            <w:color w:val="0000EE"/>
-            <w:u w:val="single"/>
-          </w:rPr>
-          <w:t>3:19–22</w:t>
-        </w:r>
-      </w:hyperlink>
+      <w:r>
+        <w:rPr>
+          <w:lang w:val="es_ES" w:bidi="es_ES"/>
+        </w:rPr>
+        <w:t>3:19–22</w:t>
+      </w:r>
       <w:r>
         <w:rPr>
           <w:lang w:val="es_ES" w:bidi="es_ES"/>
         </w:rPr>
         <w:t>). Ahora que Cristo ha venido, aquellos que tienen fe en él son hijos de Dios y herederos de sus promesas (</w:t>
       </w:r>
-      <w:hyperlink r:id="rId37">
-        <w:r>
-          <w:rPr>
-            <w:lang w:val="es_ES" w:bidi="es_ES"/>
-          </w:rPr>
-          <w:rPr>
-            <w:color w:val="0000EE"/>
-            <w:u w:val="single"/>
-          </w:rPr>
-          <w:t>3:23–4:7</w:t>
-        </w:r>
-      </w:hyperlink>
+      <w:r>
+        <w:rPr>
+          <w:lang w:val="es_ES" w:bidi="es_ES"/>
+        </w:rPr>
+        <w:t>3:23–4:7</w:t>
+      </w:r>
       <w:r>
         <w:rPr>
           <w:lang w:val="es_ES" w:bidi="es_ES"/>
         </w:rPr>
         <w:t>). A la luz de esto, el regreso de los gálatas a confiar en la ley fue un terrible retorno a la esclavitud (</w:t>
       </w:r>
-      <w:hyperlink r:id="rId38">
-        <w:r>
-          <w:rPr>
-            <w:lang w:val="es_ES" w:bidi="es_ES"/>
-          </w:rPr>
-          <w:rPr>
-            <w:color w:val="0000EE"/>
-            <w:u w:val="single"/>
-          </w:rPr>
-          <w:t>4:8–11</w:t>
-        </w:r>
-      </w:hyperlink>
+      <w:r>
+        <w:rPr>
+          <w:lang w:val="es_ES" w:bidi="es_ES"/>
+        </w:rPr>
+        <w:t>4:8–11</w:t>
+      </w:r>
       <w:r>
         <w:rPr>
           <w:lang w:val="es_ES" w:bidi="es_ES"/>
         </w:rPr>
         <w:t>), por lo que Pablo apela personalmente a ellos para que reconsideren (</w:t>
       </w:r>
-      <w:hyperlink r:id="rId39">
-        <w:r>
-          <w:rPr>
-            <w:lang w:val="es_ES" w:bidi="es_ES"/>
-          </w:rPr>
-          <w:rPr>
-            <w:color w:val="0000EE"/>
-            <w:u w:val="single"/>
-          </w:rPr>
-          <w:t>4:12–20</w:t>
-        </w:r>
-      </w:hyperlink>
+      <w:r>
+        <w:rPr>
+          <w:lang w:val="es_ES" w:bidi="es_ES"/>
+        </w:rPr>
+        <w:t>4:12–20</w:t>
+      </w:r>
       <w:r>
         <w:rPr>
           <w:lang w:val="es_ES" w:bidi="es_ES"/>
         </w:rPr>
         <w:t>). Él hace una analogía entre Agar y Sara y los antiguos y nuevos pactos, mostrando que Cristo trae libertad, no esclavitud (</w:t>
       </w:r>
-      <w:hyperlink r:id="rId40">
-        <w:r>
-          <w:rPr>
-            <w:lang w:val="es_ES" w:bidi="es_ES"/>
-          </w:rPr>
-          <w:rPr>
-            <w:color w:val="0000EE"/>
-            <w:u w:val="single"/>
-          </w:rPr>
-          <w:t>4:21–31</w:t>
-        </w:r>
-      </w:hyperlink>
+      <w:r>
+        <w:rPr>
+          <w:lang w:val="es_ES" w:bidi="es_ES"/>
+        </w:rPr>
+        <w:t>4:21–31</w:t>
+      </w:r>
       <w:r>
         <w:rPr>
           <w:lang w:val="es_ES" w:bidi="es_ES"/>
         </w:rPr>
         <w:t>). El pueblo de Dios debe vivir en libertad (</w:t>
       </w:r>
-      <w:hyperlink r:id="rId41">
-        <w:r>
-          <w:rPr>
-            <w:lang w:val="es_ES" w:bidi="es_ES"/>
-          </w:rPr>
-          <w:rPr>
-            <w:color w:val="0000EE"/>
-            <w:u w:val="single"/>
-          </w:rPr>
-          <w:t>5:1</w:t>
-        </w:r>
-      </w:hyperlink>
+      <w:r>
+        <w:rPr>
+          <w:lang w:val="es_ES" w:bidi="es_ES"/>
+        </w:rPr>
+        <w:t>5:1</w:t>
+      </w:r>
       <w:r>
         <w:rPr>
           <w:lang w:val="es_ES" w:bidi="es_ES"/>
         </w:rPr>
         <w:t>), rechazar la dependencia de la obediencia a la ley para la salvación (</w:t>
       </w:r>
-      <w:hyperlink r:id="rId42">
-        <w:r>
-          <w:rPr>
-            <w:lang w:val="es_ES" w:bidi="es_ES"/>
-          </w:rPr>
-          <w:rPr>
-            <w:color w:val="0000EE"/>
-            <w:u w:val="single"/>
-          </w:rPr>
-          <w:t>5:2–4</w:t>
-        </w:r>
-      </w:hyperlink>
+      <w:r>
+        <w:rPr>
+          <w:lang w:val="es_ES" w:bidi="es_ES"/>
+        </w:rPr>
+        <w:t>5:2–4</w:t>
+      </w:r>
       <w:r>
         <w:rPr>
           <w:lang w:val="es_ES" w:bidi="es_ES"/>
         </w:rPr>
         <w:t>) y vivir por fe (</w:t>
       </w:r>
-      <w:hyperlink r:id="rId43">
-        <w:r>
-          <w:rPr>
-            <w:lang w:val="es_ES" w:bidi="es_ES"/>
-          </w:rPr>
-          <w:rPr>
-            <w:color w:val="0000EE"/>
-            <w:u w:val="single"/>
-          </w:rPr>
-          <w:t>5:5–6</w:t>
-        </w:r>
-      </w:hyperlink>
+      <w:r>
+        <w:rPr>
+          <w:lang w:val="es_ES" w:bidi="es_ES"/>
+        </w:rPr>
+        <w:t>5:5–6</w:t>
+      </w:r>
       <w:r>
         <w:rPr>
           <w:lang w:val="es_ES" w:bidi="es_ES"/>
         </w:rPr>
         <w:t>), porque un mensaje de salvación a través de la ley no proviene de Dios (</w:t>
       </w:r>
-      <w:hyperlink r:id="rId44">
-        <w:r>
-          <w:rPr>
-            <w:lang w:val="es_ES" w:bidi="es_ES"/>
-          </w:rPr>
-          <w:rPr>
-            <w:color w:val="0000EE"/>
-            <w:u w:val="single"/>
-          </w:rPr>
-          <w:t>5:7–12</w:t>
-        </w:r>
-      </w:hyperlink>
+      <w:r>
+        <w:rPr>
+          <w:lang w:val="es_ES" w:bidi="es_ES"/>
+        </w:rPr>
+        <w:t>5:7–12</w:t>
+      </w:r>
       <w:r>
         <w:rPr>
           <w:lang w:val="es_ES" w:bidi="es_ES"/>
@@ -957,108 +765,72 @@
         </w:rPr>
         <w:t>Finalmente, Pablo muestra a los gálatas que la libertad cristiana no es una licencia para pecar, como algunos podrían afirmar. En cambio, es la única manera de vencer el pecado, vivir en el amor de Cristo y experimentar el poder del Espíritu (</w:t>
       </w:r>
-      <w:hyperlink r:id="rId45">
-        <w:r>
-          <w:rPr>
-            <w:lang w:val="es_ES" w:bidi="es_ES"/>
-          </w:rPr>
-          <w:rPr>
-            <w:color w:val="0000EE"/>
-            <w:u w:val="single"/>
-          </w:rPr>
-          <w:t>5:13–6:10</w:t>
-        </w:r>
-      </w:hyperlink>
+      <w:r>
+        <w:rPr>
+          <w:lang w:val="es_ES" w:bidi="es_ES"/>
+        </w:rPr>
+        <w:t>5:13–6:10</w:t>
+      </w:r>
       <w:r>
         <w:rPr>
           <w:lang w:val="es_ES" w:bidi="es_ES"/>
         </w:rPr>
         <w:t>). La libertad ofrece una oportunidad para amar en lugar de pecar (</w:t>
       </w:r>
-      <w:hyperlink r:id="rId46">
-        <w:r>
-          <w:rPr>
-            <w:lang w:val="es_ES" w:bidi="es_ES"/>
-          </w:rPr>
-          <w:rPr>
-            <w:color w:val="0000EE"/>
-            <w:u w:val="single"/>
-          </w:rPr>
-          <w:t>5:13–15</w:t>
-        </w:r>
-      </w:hyperlink>
+      <w:r>
+        <w:rPr>
+          <w:lang w:val="es_ES" w:bidi="es_ES"/>
+        </w:rPr>
+        <w:t>5:13–15</w:t>
+      </w:r>
       <w:r>
         <w:rPr>
           <w:lang w:val="es_ES" w:bidi="es_ES"/>
         </w:rPr>
         <w:t>), y la única manera de vencer el pecado es vivir por el poder del Espíritu (</w:t>
       </w:r>
-      <w:hyperlink r:id="rId47">
-        <w:r>
-          <w:rPr>
-            <w:lang w:val="es_ES" w:bidi="es_ES"/>
-          </w:rPr>
-          <w:rPr>
-            <w:color w:val="0000EE"/>
-            <w:u w:val="single"/>
-          </w:rPr>
-          <w:t>5:16–18</w:t>
-        </w:r>
-      </w:hyperlink>
+      <w:r>
+        <w:rPr>
+          <w:lang w:val="es_ES" w:bidi="es_ES"/>
+        </w:rPr>
+        <w:t>5:16–18</w:t>
+      </w:r>
       <w:r>
         <w:rPr>
           <w:lang w:val="es_ES" w:bidi="es_ES"/>
         </w:rPr>
         <w:t>). Vivir mediante el esfuerzo humano no puede superar el pecado, porque la naturaleza pecaminosa solo puede producir acciones pecaminosas (</w:t>
       </w:r>
-      <w:hyperlink r:id="rId48">
-        <w:r>
-          <w:rPr>
-            <w:lang w:val="es_ES" w:bidi="es_ES"/>
-          </w:rPr>
-          <w:rPr>
-            <w:color w:val="0000EE"/>
-            <w:u w:val="single"/>
-          </w:rPr>
-          <w:t>5:19–21</w:t>
-        </w:r>
-      </w:hyperlink>
+      <w:r>
+        <w:rPr>
+          <w:lang w:val="es_ES" w:bidi="es_ES"/>
+        </w:rPr>
+        <w:t>5:19–21</w:t>
+      </w:r>
       <w:r>
         <w:rPr>
           <w:lang w:val="es_ES" w:bidi="es_ES"/>
         </w:rPr>
         <w:t>). Por el contrario, vivir en el poder del Espíritu produce buen fruto (</w:t>
       </w:r>
-      <w:hyperlink r:id="rId49">
-        <w:r>
-          <w:rPr>
-            <w:lang w:val="es_ES" w:bidi="es_ES"/>
-          </w:rPr>
-          <w:rPr>
-            <w:color w:val="0000EE"/>
-            <w:u w:val="single"/>
-          </w:rPr>
-          <w:t>5:22–23</w:t>
-        </w:r>
-      </w:hyperlink>
+      <w:r>
+        <w:rPr>
+          <w:lang w:val="es_ES" w:bidi="es_ES"/>
+        </w:rPr>
+        <w:t>5:22–23</w:t>
+      </w:r>
       <w:r>
         <w:rPr>
           <w:lang w:val="es_ES" w:bidi="es_ES"/>
         </w:rPr>
         <w:t>). Pablo proporciona varios ejemplos de la guía del Espíritu en las vidas de los hijos de Dios (</w:t>
       </w:r>
-      <w:hyperlink r:id="rId50">
-        <w:r>
-          <w:rPr>
-            <w:lang w:val="es_ES" w:bidi="es_ES"/>
-          </w:rPr>
-          <w:rPr>
-            <w:color w:val="0000EE"/>
-            <w:u w:val="single"/>
-          </w:rPr>
-          <w:t>5:24–6:10</w:t>
-        </w:r>
-      </w:hyperlink>
+      <w:r>
+        <w:rPr>
+          <w:lang w:val="es_ES" w:bidi="es_ES"/>
+        </w:rPr>
+        <w:t>5:24–6:10</w:t>
+      </w:r>
       <w:r>
         <w:rPr>
           <w:lang w:val="es_ES" w:bidi="es_ES"/>
@@ -1079,18 +851,12 @@
         </w:rPr>
         <w:t>Pablo concluye su carta con una posdata escrita de su propia mano (</w:t>
       </w:r>
-      <w:hyperlink r:id="rId51">
-        <w:r>
-          <w:rPr>
-            <w:lang w:val="es_ES" w:bidi="es_ES"/>
-          </w:rPr>
-          <w:rPr>
-            <w:color w:val="0000EE"/>
-            <w:u w:val="single"/>
-          </w:rPr>
-          <w:t>6:11–18</w:t>
-        </w:r>
-      </w:hyperlink>
+      <w:r>
+        <w:rPr>
+          <w:lang w:val="es_ES" w:bidi="es_ES"/>
+        </w:rPr>
+        <w:t>6:11–18</w:t>
+      </w:r>
       <w:r>
         <w:rPr>
           <w:lang w:val="es_ES" w:bidi="es_ES"/>
@@ -1161,72 +927,48 @@
         </w:rPr>
         <w:t xml:space="preserve">Pablo no parece haber pasado un tiempo prolongado en la región de Galacia al norte (ver posibles referencias en </w:t>
       </w:r>
-      <w:hyperlink r:id="rId52">
-        <w:r>
-          <w:rPr>
-            <w:lang w:val="es_ES" w:bidi="es_ES"/>
-          </w:rPr>
-          <w:rPr>
-            <w:color w:val="0000EE"/>
-            <w:u w:val="single"/>
-          </w:rPr>
-          <w:t>Hechos 16:6,</w:t>
-        </w:r>
-      </w:hyperlink>
+      <w:r>
+        <w:rPr>
+          <w:lang w:val="es_ES" w:bidi="es_ES"/>
+        </w:rPr>
+        <w:t>Hechos 16:6,</w:t>
+      </w:r>
       <w:r>
         <w:rPr>
           <w:lang w:val="es_ES" w:bidi="es_ES"/>
         </w:rPr>
         <w:t xml:space="preserve"> </w:t>
       </w:r>
-      <w:hyperlink r:id="rId53">
-        <w:r>
-          <w:rPr>
-            <w:lang w:val="es_ES" w:bidi="es_ES"/>
-          </w:rPr>
-          <w:rPr>
-            <w:color w:val="0000EE"/>
-            <w:u w:val="single"/>
-          </w:rPr>
-          <w:t>18:23</w:t>
-        </w:r>
-      </w:hyperlink>
+      <w:r>
+        <w:rPr>
+          <w:lang w:val="es_ES" w:bidi="es_ES"/>
+        </w:rPr>
+        <w:t>18:23</w:t>
+      </w:r>
       <w:r>
         <w:rPr>
           <w:lang w:val="es_ES" w:bidi="es_ES"/>
         </w:rPr>
         <w:t>), mientras que sí tenemos registro de una actividad misionera extensa y repetida por parte de Pablo en la parte sur de la provincia romana de Galacia (</w:t>
       </w:r>
-      <w:hyperlink r:id="rId54">
-        <w:r>
-          <w:rPr>
-            <w:lang w:val="es_ES" w:bidi="es_ES"/>
-          </w:rPr>
-          <w:rPr>
-            <w:color w:val="0000EE"/>
-            <w:u w:val="single"/>
-          </w:rPr>
-          <w:t>Hechos 13:13–14:25,</w:t>
-        </w:r>
-      </w:hyperlink>
+      <w:r>
+        <w:rPr>
+          <w:lang w:val="es_ES" w:bidi="es_ES"/>
+        </w:rPr>
+        <w:t>Hechos 13:13–14:25,</w:t>
+      </w:r>
       <w:r>
         <w:rPr>
           <w:lang w:val="es_ES" w:bidi="es_ES"/>
         </w:rPr>
         <w:t xml:space="preserve"> </w:t>
       </w:r>
-      <w:hyperlink r:id="rId55">
-        <w:r>
-          <w:rPr>
-            <w:lang w:val="es_ES" w:bidi="es_ES"/>
-          </w:rPr>
-          <w:rPr>
-            <w:color w:val="0000EE"/>
-            <w:u w:val="single"/>
-          </w:rPr>
-          <w:t>16:1–5</w:t>
-        </w:r>
-      </w:hyperlink>
+      <w:r>
+        <w:rPr>
+          <w:lang w:val="es_ES" w:bidi="es_ES"/>
+        </w:rPr>
+        <w:t>16:1–5</w:t>
+      </w:r>
       <w:r>
         <w:rPr>
           <w:lang w:val="es_ES" w:bidi="es_ES"/>
@@ -1258,18 +1000,12 @@
         </w:rPr>
         <w:t>Pablo escribió Gálatas poco antes del concilio en Jerusalén (</w:t>
       </w:r>
-      <w:hyperlink r:id="rId56">
-        <w:r>
-          <w:rPr>
-            <w:lang w:val="es_ES" w:bidi="es_ES"/>
-          </w:rPr>
-          <w:rPr>
-            <w:color w:val="0000EE"/>
-            <w:u w:val="single"/>
-          </w:rPr>
-          <w:t>Hechos 15:1–29</w:t>
-        </w:r>
-      </w:hyperlink>
+      <w:r>
+        <w:rPr>
+          <w:lang w:val="es_ES" w:bidi="es_ES"/>
+        </w:rPr>
+        <w:t>Hechos 15:1–29</w:t>
+      </w:r>
       <w:r>
         <w:rPr>
           <w:lang w:val="es_ES" w:bidi="es_ES"/>
@@ -1290,180 +1026,120 @@
         </w:rPr>
         <w:t xml:space="preserve">Tradicionalmente, los estudiosos consideraban </w:t>
       </w:r>
-      <w:hyperlink r:id="rId28">
-        <w:r>
-          <w:rPr>
-            <w:lang w:val="es_ES" w:bidi="es_ES"/>
-          </w:rPr>
-          <w:rPr>
-            <w:color w:val="0000EE"/>
-            <w:u w:val="single"/>
-          </w:rPr>
-          <w:t>2:1–10</w:t>
-        </w:r>
-      </w:hyperlink>
+      <w:r>
+        <w:rPr>
+          <w:lang w:val="es_ES" w:bidi="es_ES"/>
+        </w:rPr>
+        <w:t>2:1–10</w:t>
+      </w:r>
       <w:r>
         <w:rPr>
           <w:lang w:val="es_ES" w:bidi="es_ES"/>
         </w:rPr>
         <w:t xml:space="preserve"> como la descripción de Pablo del concilio en Jerusalén. Sin embargo, un análisis detallado revela diferencias significativas entre el </w:t>
       </w:r>
-      <w:hyperlink r:id="rId57">
-        <w:r>
-          <w:rPr>
-            <w:lang w:val="es_ES" w:bidi="es_ES"/>
-          </w:rPr>
-          <w:rPr>
-            <w:color w:val="0000EE"/>
-            <w:u w:val="single"/>
-          </w:rPr>
-          <w:t>cap. 2</w:t>
-        </w:r>
-      </w:hyperlink>
+      <w:r>
+        <w:rPr>
+          <w:lang w:val="es_ES" w:bidi="es_ES"/>
+        </w:rPr>
+        <w:t>cap. 2</w:t>
+      </w:r>
       <w:r>
         <w:rPr>
           <w:lang w:val="es_ES" w:bidi="es_ES"/>
         </w:rPr>
         <w:t xml:space="preserve"> y </w:t>
       </w:r>
-      <w:hyperlink r:id="rId16">
-        <w:r>
-          <w:rPr>
-            <w:lang w:val="es_ES" w:bidi="es_ES"/>
-          </w:rPr>
-          <w:rPr>
-            <w:color w:val="0000EE"/>
-            <w:u w:val="single"/>
-          </w:rPr>
-          <w:t>Hechos 15:1–41</w:t>
-        </w:r>
-      </w:hyperlink>
+      <w:r>
+        <w:rPr>
+          <w:lang w:val="es_ES" w:bidi="es_ES"/>
+        </w:rPr>
+        <w:t>Hechos 15:1–41</w:t>
+      </w:r>
       <w:r>
         <w:rPr>
           <w:lang w:val="es_ES" w:bidi="es_ES"/>
         </w:rPr>
         <w:t>. Es complicado reconciliar el relato de Pablo sobre dos visitas a Jerusalén (</w:t>
       </w:r>
-      <w:hyperlink r:id="rId58">
-        <w:r>
-          <w:rPr>
-            <w:lang w:val="es_ES" w:bidi="es_ES"/>
-          </w:rPr>
-          <w:rPr>
-            <w:color w:val="0000EE"/>
-            <w:u w:val="single"/>
-          </w:rPr>
-          <w:t>2:1</w:t>
-        </w:r>
-      </w:hyperlink>
+      <w:r>
+        <w:rPr>
+          <w:lang w:val="es_ES" w:bidi="es_ES"/>
+        </w:rPr>
+        <w:t>2:1</w:t>
+      </w:r>
       <w:r>
         <w:rPr>
           <w:lang w:val="es_ES" w:bidi="es_ES"/>
         </w:rPr>
         <w:t xml:space="preserve">) con el hecho de que el concilio en </w:t>
       </w:r>
-      <w:hyperlink r:id="rId16">
-        <w:r>
-          <w:rPr>
-            <w:lang w:val="es_ES" w:bidi="es_ES"/>
-          </w:rPr>
-          <w:rPr>
-            <w:color w:val="0000EE"/>
-            <w:u w:val="single"/>
-          </w:rPr>
-          <w:t>Hechos 15:1–41</w:t>
-        </w:r>
-      </w:hyperlink>
+      <w:r>
+        <w:rPr>
+          <w:lang w:val="es_ES" w:bidi="es_ES"/>
+        </w:rPr>
+        <w:t>Hechos 15:1–41</w:t>
+      </w:r>
       <w:r>
         <w:rPr>
           <w:lang w:val="es_ES" w:bidi="es_ES"/>
         </w:rPr>
         <w:t xml:space="preserve"> fue realmente su tercera visita. Omitir mencionar su segunda visita (</w:t>
       </w:r>
-      <w:hyperlink r:id="rId59">
-        <w:r>
-          <w:rPr>
-            <w:lang w:val="es_ES" w:bidi="es_ES"/>
-          </w:rPr>
-          <w:rPr>
-            <w:color w:val="0000EE"/>
-            <w:u w:val="single"/>
-          </w:rPr>
-          <w:t>Hechos 11:30,</w:t>
-        </w:r>
-      </w:hyperlink>
+      <w:r>
+        <w:rPr>
+          <w:lang w:val="es_ES" w:bidi="es_ES"/>
+        </w:rPr>
+        <w:t>Hechos 11:30,</w:t>
+      </w:r>
       <w:r>
         <w:rPr>
           <w:lang w:val="es_ES" w:bidi="es_ES"/>
         </w:rPr>
         <w:t xml:space="preserve"> </w:t>
       </w:r>
-      <w:hyperlink r:id="rId60">
-        <w:r>
-          <w:rPr>
-            <w:lang w:val="es_ES" w:bidi="es_ES"/>
-          </w:rPr>
-          <w:rPr>
-            <w:color w:val="0000EE"/>
-            <w:u w:val="single"/>
-          </w:rPr>
-          <w:t>12:25</w:t>
-        </w:r>
-      </w:hyperlink>
+      <w:r>
+        <w:rPr>
+          <w:lang w:val="es_ES" w:bidi="es_ES"/>
+        </w:rPr>
+        <w:t>12:25</w:t>
+      </w:r>
       <w:r>
         <w:rPr>
           <w:lang w:val="es_ES" w:bidi="es_ES"/>
         </w:rPr>
         <w:t>) debilitaría considerablemente el argumento de Pablo de que tuvo un contacto mínimo con los apóstoles en Jerusalén. Además, si esta carta se hubiera escrito después del concilio, sería difícil entender por qué Pablo no menciona la decisión del concilio, que aborda directamente el tema en Gálatas. Después del concilio, de hecho, Pablo llevó con entusiasmo la noticia de su decisión a las iglesias que visitó (</w:t>
       </w:r>
-      <w:hyperlink r:id="rId61">
-        <w:r>
-          <w:rPr>
-            <w:lang w:val="es_ES" w:bidi="es_ES"/>
-          </w:rPr>
-          <w:rPr>
-            <w:color w:val="0000EE"/>
-            <w:u w:val="single"/>
-          </w:rPr>
-          <w:t>Hechos 16:4</w:t>
-        </w:r>
-      </w:hyperlink>
+      <w:r>
+        <w:rPr>
+          <w:lang w:val="es_ES" w:bidi="es_ES"/>
+        </w:rPr>
+        <w:t>Hechos 16:4</w:t>
+      </w:r>
       <w:r>
         <w:rPr>
           <w:lang w:val="es_ES" w:bidi="es_ES"/>
         </w:rPr>
         <w:t xml:space="preserve">). Por lo tanto, es difícil creer que </w:t>
       </w:r>
-      <w:hyperlink r:id="rId28">
-        <w:r>
-          <w:rPr>
-            <w:lang w:val="es_ES" w:bidi="es_ES"/>
-          </w:rPr>
-          <w:rPr>
-            <w:color w:val="0000EE"/>
-            <w:u w:val="single"/>
-          </w:rPr>
-          <w:t>Gálatas 2:1–10</w:t>
-        </w:r>
-      </w:hyperlink>
+      <w:r>
+        <w:rPr>
+          <w:lang w:val="es_ES" w:bidi="es_ES"/>
+        </w:rPr>
+        <w:t>Gálatas 2:1–10</w:t>
+      </w:r>
       <w:r>
         <w:rPr>
           <w:lang w:val="es_ES" w:bidi="es_ES"/>
         </w:rPr>
         <w:t xml:space="preserve"> describa </w:t>
       </w:r>
-      <w:hyperlink r:id="rId16">
-        <w:r>
-          <w:rPr>
-            <w:lang w:val="es_ES" w:bidi="es_ES"/>
-          </w:rPr>
-          <w:rPr>
-            <w:color w:val="0000EE"/>
-            <w:u w:val="single"/>
-          </w:rPr>
-          <w:t>Hechos 15:1–41</w:t>
-        </w:r>
-      </w:hyperlink>
+      <w:r>
+        <w:rPr>
+          <w:lang w:val="es_ES" w:bidi="es_ES"/>
+        </w:rPr>
+        <w:t>Hechos 15:1–41</w:t>
+      </w:r>
       <w:r>
         <w:rPr>
           <w:lang w:val="es_ES" w:bidi="es_ES"/>
@@ -1484,72 +1160,48 @@
         </w:rPr>
         <w:t xml:space="preserve">Por el contrario, hay relativamente pocas dificultades para identificar la ocasión descrita en </w:t>
       </w:r>
-      <w:hyperlink r:id="rId28">
-        <w:r>
-          <w:rPr>
-            <w:lang w:val="es_ES" w:bidi="es_ES"/>
-          </w:rPr>
-          <w:rPr>
-            <w:color w:val="0000EE"/>
-            <w:u w:val="single"/>
-          </w:rPr>
-          <w:t>Gálatas 2:1–10</w:t>
-        </w:r>
-      </w:hyperlink>
+      <w:r>
+        <w:rPr>
+          <w:lang w:val="es_ES" w:bidi="es_ES"/>
+        </w:rPr>
+        <w:t>Gálatas 2:1–10</w:t>
+      </w:r>
       <w:r>
         <w:rPr>
           <w:lang w:val="es_ES" w:bidi="es_ES"/>
         </w:rPr>
         <w:t xml:space="preserve"> con </w:t>
       </w:r>
-      <w:hyperlink r:id="rId59">
-        <w:r>
-          <w:rPr>
-            <w:lang w:val="es_ES" w:bidi="es_ES"/>
-          </w:rPr>
-          <w:rPr>
-            <w:color w:val="0000EE"/>
-            <w:u w:val="single"/>
-          </w:rPr>
-          <w:t>Hechos 11:30</w:t>
-        </w:r>
-      </w:hyperlink>
+      <w:r>
+        <w:rPr>
+          <w:lang w:val="es_ES" w:bidi="es_ES"/>
+        </w:rPr>
+        <w:t>Hechos 11:30</w:t>
+      </w:r>
       <w:r>
         <w:rPr>
           <w:lang w:val="es_ES" w:bidi="es_ES"/>
         </w:rPr>
         <w:t xml:space="preserve"> y </w:t>
       </w:r>
-      <w:hyperlink r:id="rId60">
-        <w:r>
-          <w:rPr>
-            <w:lang w:val="es_ES" w:bidi="es_ES"/>
-          </w:rPr>
-          <w:rPr>
-            <w:color w:val="0000EE"/>
-            <w:u w:val="single"/>
-          </w:rPr>
-          <w:t>12:25</w:t>
-        </w:r>
-      </w:hyperlink>
+      <w:r>
+        <w:rPr>
+          <w:lang w:val="es_ES" w:bidi="es_ES"/>
+        </w:rPr>
+        <w:t>12:25</w:t>
+      </w:r>
       <w:r>
         <w:rPr>
           <w:lang w:val="es_ES" w:bidi="es_ES"/>
         </w:rPr>
         <w:t xml:space="preserve">. Esto sugiere que Pablo escribió Gálatas poco antes del concilio, quizás en el año 48 o 49 d. C., justo cuando la controversia sobre la circuncisión estaba escalando en la iglesia (ver </w:t>
       </w:r>
-      <w:hyperlink r:id="rId62">
-        <w:r>
-          <w:rPr>
-            <w:lang w:val="es_ES" w:bidi="es_ES"/>
-          </w:rPr>
-          <w:rPr>
-            <w:color w:val="0000EE"/>
-            <w:u w:val="single"/>
-          </w:rPr>
-          <w:t>Hechos 15:1–2</w:t>
-        </w:r>
-      </w:hyperlink>
+      <w:r>
+        <w:rPr>
+          <w:lang w:val="es_ES" w:bidi="es_ES"/>
+        </w:rPr>
+        <w:t>Hechos 15:1–2</w:t>
+      </w:r>
       <w:r>
         <w:rPr>
           <w:lang w:val="es_ES" w:bidi="es_ES"/>
